--- a/复赛冲刺材料-20261018/04-后续研究与实施规划（呈老师）.docx
+++ b/复赛冲刺材料-20261018/04-后续研究与实施规划（呈老师）.docx
@@ -69,7 +69,7 @@
           <w:rFonts w:ascii="PingFang SC" w:cs="PingFang SC" w:eastAsia="PingFang SC" w:hAnsi="PingFang SC"/>
           <w:color w:val="1F2937"/>
         </w:rPr>
-        <w:t xml:space="preserve">本阶段已完成 OAuth 委托授权、国密持有者证明、接受时动态检查三条主线的可运行实现，并以独立原型接入了 2-of-3 门限批准与 x402 支付。复盘发现，门限层与支付层同授权主线的耦合较弱，且新增密码机制未采用国密算法，密码学贡献不够突出。后续工作将围绕“</w:t>
+        <w:t xml:space="preserve">本阶段已完成 OAuth 委托授权、国密持有者证明、接受时动态检查三条主线的可运行实现，并以独立原型接入了 2-of-3 门限批准与 x402 支付。复盘发现，门限层与支付层同授权主线的耦合较弱，且新增密码机制未采用国密算法，密码学贡献不够突出。据此我们围绕“</w:t>
       </w:r>
       <w:r>
         <w:rPr>
@@ -85,7 +85,7 @@
           <w:rFonts w:ascii="PingFang SC" w:cs="PingFang SC" w:eastAsia="PingFang SC" w:hAnsi="PingFang SC"/>
           <w:color w:val="1F2937"/>
         </w:rPr>
-        <w:t xml:space="preserve">”这一主线重构：执行凭据的 SM2 私钥以协同签名方式分布于授权域与执行域，授权域仅在独立核验委托链、撤销状态与剩余预算后才参与签名，最终产出标准 SM2 签名，可同时用作执行凭据与支付意图批准。复赛前完成两方原型与论文，决赛前完成访问结构推广、形式化验证与系统评估。</w:t>
+        <w:t xml:space="preserve">”重构：执行凭据的 SM2 私钥以协同签名方式分布于授权域与执行域，授权域仅在独立核验委托链、撤销状态与剩余预算后才参与签名，最终产出标准 SM2 签名，可同时用作执行凭据、下游效果端凭据与支付意图批准。两方版本已于 10 月 17 日实现并通过独立复验；后续在复赛前完成论文，决赛前完成访问结构推广、形式化验证与系统评估。</w:t>
       </w:r>
     </w:p>
     <w:p>
@@ -581,13 +581,13 @@
             <w:r>
               <w:rPr>
                 <w:rFonts w:ascii="PingFang SC" w:cs="PingFang SC" w:eastAsia="PingFang SC" w:hAnsi="PingFang SC"/>
-                <w:b w:val="false"/>
-                <w:bCs w:val="false"/>
-                <w:color w:val="1F2937"/>
-                <w:sz w:val="18"/>
-                <w:szCs w:val="18"/>
-              </w:rPr>
-              <w:t xml:space="preserve">2-of-3 门限批准（FROST-Ed25519）</w:t>
+                <w:b/>
+                <w:bCs/>
+                <w:color w:val="1F2937"/>
+                <w:sz w:val="18"/>
+                <w:szCs w:val="18"/>
+              </w:rPr>
+              <w:t xml:space="preserve">双域协同 SM2 签名（新）</w:t>
             </w:r>
           </w:p>
         </w:tc>
@@ -614,7 +614,7 @@
                 <w:sz w:val="18"/>
                 <w:szCs w:val="18"/>
               </w:rPr>
-              <w:t xml:space="preserve">已接入网关接受事务（本机演示）</w:t>
+              <w:t xml:space="preserve">已接入网关、下游效果端与本机演示；独立复验通过</w:t>
             </w:r>
           </w:p>
         </w:tc>
@@ -641,7 +641,7 @@
                 <w:sz w:val="18"/>
                 <w:szCs w:val="18"/>
               </w:rPr>
-              <w:t xml:space="preserve">24 个集成用例；固定演示 6/6</w:t>
+              <w:t xml:space="preserve">16 个采购集成用例；552 项数据库集成测试；公开向量经 OpenSSL 3 验签</w:t>
             </w:r>
           </w:p>
         </w:tc>
@@ -673,7 +673,7 @@
                 <w:sz w:val="18"/>
                 <w:szCs w:val="18"/>
               </w:rPr>
-              <w:t xml:space="preserve">x402 支付（EIP-3009，本地测试链）</w:t>
+              <w:t xml:space="preserve">付款意图双域共签（新）</w:t>
             </w:r>
           </w:p>
         </w:tc>
@@ -700,7 +700,7 @@
                 <w:sz w:val="18"/>
                 <w:szCs w:val="18"/>
               </w:rPr>
-              <w:t xml:space="preserve">本地闭环</w:t>
+              <w:t xml:space="preserve">本地测试链；演示界面已切换为共签批准</w:t>
             </w:r>
           </w:p>
         </w:tc>
@@ -727,7 +727,7 @@
                 <w:sz w:val="18"/>
                 <w:szCs w:val="18"/>
               </w:rPr>
-              <w:t xml:space="preserve">139 个测试；固定演示 6/6</w:t>
+              <w:t xml:space="preserve">6/6 用例；x402 相关 142 项测试</w:t>
             </w:r>
           </w:p>
         </w:tc>
@@ -759,6 +759,178 @@
                 <w:sz w:val="18"/>
                 <w:szCs w:val="18"/>
               </w:rPr>
+              <w:t xml:space="preserve">2-of-3 门限批准（FROST-Ed25519，现作对照）</w:t>
+            </w:r>
+          </w:p>
+        </w:tc>
+        <w:tc>
+          <w:tcPr>
+            <w:tcW w:type="dxa" w:w="2400"/>
+            <w:tcMar>
+              <w:top w:type="dxa" w:w="70"/>
+              <w:left w:type="dxa" w:w="100"/>
+              <w:bottom w:type="dxa" w:w="70"/>
+              <w:right w:type="dxa" w:w="100"/>
+            </w:tcMar>
+          </w:tcPr>
+          <w:p>
+            <w:pPr>
+              <w:spacing w:after="30" w:line="270"/>
+            </w:pPr>
+            <w:r>
+              <w:rPr>
+                <w:rFonts w:ascii="PingFang SC" w:cs="PingFang SC" w:eastAsia="PingFang SC" w:hAnsi="PingFang SC"/>
+                <w:b w:val="false"/>
+                <w:bCs w:val="false"/>
+                <w:color w:val="1F2937"/>
+                <w:sz w:val="18"/>
+                <w:szCs w:val="18"/>
+              </w:rPr>
+              <w:t xml:space="preserve">已接入网关接受事务（本机演示）</w:t>
+            </w:r>
+          </w:p>
+        </w:tc>
+        <w:tc>
+          <w:tcPr>
+            <w:tcW w:type="dxa" w:w="2726"/>
+            <w:tcMar>
+              <w:top w:type="dxa" w:w="70"/>
+              <w:left w:type="dxa" w:w="100"/>
+              <w:bottom w:type="dxa" w:w="70"/>
+              <w:right w:type="dxa" w:w="100"/>
+            </w:tcMar>
+          </w:tcPr>
+          <w:p>
+            <w:pPr>
+              <w:spacing w:after="30" w:line="270"/>
+            </w:pPr>
+            <w:r>
+              <w:rPr>
+                <w:rFonts w:ascii="PingFang SC" w:cs="PingFang SC" w:eastAsia="PingFang SC" w:hAnsi="PingFang SC"/>
+                <w:b w:val="false"/>
+                <w:bCs w:val="false"/>
+                <w:color w:val="1F2937"/>
+                <w:sz w:val="18"/>
+                <w:szCs w:val="18"/>
+              </w:rPr>
+              <w:t xml:space="preserve">24 个集成用例；固定演示 6/6</w:t>
+            </w:r>
+          </w:p>
+        </w:tc>
+      </w:tr>
+      <w:tr>
+        <w:trPr>
+          <w:cantSplit/>
+        </w:trPr>
+        <w:tc>
+          <w:tcPr>
+            <w:tcW w:type="dxa" w:w="3900"/>
+            <w:tcMar>
+              <w:top w:type="dxa" w:w="70"/>
+              <w:left w:type="dxa" w:w="100"/>
+              <w:bottom w:type="dxa" w:w="70"/>
+              <w:right w:type="dxa" w:w="100"/>
+            </w:tcMar>
+          </w:tcPr>
+          <w:p>
+            <w:pPr>
+              <w:spacing w:after="30" w:line="270"/>
+            </w:pPr>
+            <w:r>
+              <w:rPr>
+                <w:rFonts w:ascii="PingFang SC" w:cs="PingFang SC" w:eastAsia="PingFang SC" w:hAnsi="PingFang SC"/>
+                <w:b w:val="false"/>
+                <w:bCs w:val="false"/>
+                <w:color w:val="1F2937"/>
+                <w:sz w:val="18"/>
+                <w:szCs w:val="18"/>
+              </w:rPr>
+              <w:t xml:space="preserve">x402 支付（EIP-3009，本地测试链）</w:t>
+            </w:r>
+          </w:p>
+        </w:tc>
+        <w:tc>
+          <w:tcPr>
+            <w:tcW w:type="dxa" w:w="2400"/>
+            <w:tcMar>
+              <w:top w:type="dxa" w:w="70"/>
+              <w:left w:type="dxa" w:w="100"/>
+              <w:bottom w:type="dxa" w:w="70"/>
+              <w:right w:type="dxa" w:w="100"/>
+            </w:tcMar>
+          </w:tcPr>
+          <w:p>
+            <w:pPr>
+              <w:spacing w:after="30" w:line="270"/>
+            </w:pPr>
+            <w:r>
+              <w:rPr>
+                <w:rFonts w:ascii="PingFang SC" w:cs="PingFang SC" w:eastAsia="PingFang SC" w:hAnsi="PingFang SC"/>
+                <w:b w:val="false"/>
+                <w:bCs w:val="false"/>
+                <w:color w:val="1F2937"/>
+                <w:sz w:val="18"/>
+                <w:szCs w:val="18"/>
+              </w:rPr>
+              <w:t xml:space="preserve">本地闭环</w:t>
+            </w:r>
+          </w:p>
+        </w:tc>
+        <w:tc>
+          <w:tcPr>
+            <w:tcW w:type="dxa" w:w="2726"/>
+            <w:tcMar>
+              <w:top w:type="dxa" w:w="70"/>
+              <w:left w:type="dxa" w:w="100"/>
+              <w:bottom w:type="dxa" w:w="70"/>
+              <w:right w:type="dxa" w:w="100"/>
+            </w:tcMar>
+          </w:tcPr>
+          <w:p>
+            <w:pPr>
+              <w:spacing w:after="30" w:line="270"/>
+            </w:pPr>
+            <w:r>
+              <w:rPr>
+                <w:rFonts w:ascii="PingFang SC" w:cs="PingFang SC" w:eastAsia="PingFang SC" w:hAnsi="PingFang SC"/>
+                <w:b w:val="false"/>
+                <w:bCs w:val="false"/>
+                <w:color w:val="1F2937"/>
+                <w:sz w:val="18"/>
+                <w:szCs w:val="18"/>
+              </w:rPr>
+              <w:t xml:space="preserve">139 个测试；固定演示 6/6</w:t>
+            </w:r>
+          </w:p>
+        </w:tc>
+      </w:tr>
+      <w:tr>
+        <w:trPr>
+          <w:cantSplit/>
+        </w:trPr>
+        <w:tc>
+          <w:tcPr>
+            <w:tcW w:type="dxa" w:w="3900"/>
+            <w:tcMar>
+              <w:top w:type="dxa" w:w="70"/>
+              <w:left w:type="dxa" w:w="100"/>
+              <w:bottom w:type="dxa" w:w="70"/>
+              <w:right w:type="dxa" w:w="100"/>
+            </w:tcMar>
+          </w:tcPr>
+          <w:p>
+            <w:pPr>
+              <w:spacing w:after="30" w:line="270"/>
+            </w:pPr>
+            <w:r>
+              <w:rPr>
+                <w:rFonts w:ascii="PingFang SC" w:cs="PingFang SC" w:eastAsia="PingFang SC" w:hAnsi="PingFang SC"/>
+                <w:b w:val="false"/>
+                <w:bCs w:val="false"/>
+                <w:color w:val="1F2937"/>
+                <w:sz w:val="18"/>
+                <w:szCs w:val="18"/>
+              </w:rPr>
               <w:t xml:space="preserve">可视化演示系统</w:t>
             </w:r>
           </w:p>
@@ -832,7 +1004,7 @@
         <w:rPr>
           <w:rFonts w:ascii="PingFang SC" w:cs="PingFang SC" w:eastAsia="PingFang SC" w:hAnsi="PingFang SC"/>
         </w:rPr>
-        <w:t xml:space="preserve">1.2　存在的问题</w:t>
+        <w:t xml:space="preserve">1.2　上一版存在的问题（已于本轮着手解决）</w:t>
       </w:r>
     </w:p>
     <w:p>
@@ -963,6 +1135,747 @@
           <w:color w:val="1F2937"/>
         </w:rPr>
         <w:t xml:space="preserve">尚无形式化的安全目标定义与论证，结论主要依赖测试。</w:t>
+      </w:r>
+    </w:p>
+    <w:p>
+      <w:pPr>
+        <w:pStyle w:val="Heading2"/>
+      </w:pPr>
+      <w:r>
+        <w:rPr>
+          <w:rFonts w:ascii="PingFang SC" w:cs="PingFang SC" w:eastAsia="PingFang SC" w:hAnsi="PingFang SC"/>
+        </w:rPr>
+        <w:t xml:space="preserve">1.3　本轮已完成：双域协同 SM2 签名（2026-10-17）</w:t>
+      </w:r>
+    </w:p>
+    <w:p>
+      <w:pPr>
+        <w:spacing w:after="110" w:line="310"/>
+      </w:pPr>
+      <w:r>
+        <w:rPr>
+          <w:rFonts w:ascii="PingFang SC" w:cs="PingFang SC" w:eastAsia="PingFang SC" w:hAnsi="PingFang SC"/>
+          <w:color w:val="1F2937"/>
+        </w:rPr>
+        <w:t xml:space="preserve">前三项问题已在两方版本中解决：签名方（授权域）实时核验授权状态后才出份额；全部采用国密 SM2；密钥两方交互生成，无可信分发者。第四项以“份额释放依据为可验证授权状态”区别于 KITA；第五项将在复赛论文中给出半诚实模型下的论证，形式化验证列入后续计划。实测结果如下（Apple M5 Pro 上 amd64 仿真环境，每项预热 10 次、正式 100 次，失败 0）：</w:t>
+      </w:r>
+    </w:p>
+    <w:tbl>
+      <w:tblPr>
+        <w:tblW w:type="dxa" w:w="9026"/>
+        <w:tblBorders>
+          <w:top w:val="single" w:color="auto" w:sz="4"/>
+          <w:left w:val="single" w:color="auto" w:sz="4"/>
+          <w:bottom w:val="single" w:color="auto" w:sz="4"/>
+          <w:right w:val="single" w:color="auto" w:sz="4"/>
+          <w:insideH w:val="single" w:color="auto" w:sz="4"/>
+          <w:insideV w:val="single" w:color="auto" w:sz="4"/>
+        </w:tblBorders>
+      </w:tblPr>
+      <w:tblGrid>
+        <w:gridCol w:w="3300"/>
+        <w:gridCol w:w="1500"/>
+        <w:gridCol w:w="1500"/>
+        <w:gridCol w:w="2726"/>
+      </w:tblGrid>
+      <w:tr>
+        <w:trPr>
+          <w:tblHeader/>
+        </w:trPr>
+        <w:tc>
+          <w:tcPr>
+            <w:tcW w:type="dxa" w:w="3300"/>
+            <w:shd w:fill="E6EBF5" w:color="auto" w:val="clear"/>
+            <w:tcMar>
+              <w:top w:type="dxa" w:w="70"/>
+              <w:left w:type="dxa" w:w="100"/>
+              <w:bottom w:type="dxa" w:w="70"/>
+              <w:right w:type="dxa" w:w="100"/>
+            </w:tcMar>
+          </w:tcPr>
+          <w:p>
+            <w:pPr>
+              <w:spacing w:after="30" w:line="270"/>
+            </w:pPr>
+            <w:r>
+              <w:rPr>
+                <w:rFonts w:ascii="PingFang SC" w:cs="PingFang SC" w:eastAsia="PingFang SC" w:hAnsi="PingFang SC"/>
+                <w:b/>
+                <w:bCs/>
+                <w:color w:val="1F2937"/>
+                <w:sz w:val="18"/>
+                <w:szCs w:val="18"/>
+              </w:rPr>
+              <w:t xml:space="preserve">测量项</w:t>
+            </w:r>
+          </w:p>
+        </w:tc>
+        <w:tc>
+          <w:tcPr>
+            <w:tcW w:type="dxa" w:w="1500"/>
+            <w:shd w:fill="E6EBF5" w:color="auto" w:val="clear"/>
+            <w:tcMar>
+              <w:top w:type="dxa" w:w="70"/>
+              <w:left w:type="dxa" w:w="100"/>
+              <w:bottom w:type="dxa" w:w="70"/>
+              <w:right w:type="dxa" w:w="100"/>
+            </w:tcMar>
+          </w:tcPr>
+          <w:p>
+            <w:pPr>
+              <w:spacing w:after="30" w:line="270"/>
+            </w:pPr>
+            <w:r>
+              <w:rPr>
+                <w:rFonts w:ascii="PingFang SC" w:cs="PingFang SC" w:eastAsia="PingFang SC" w:hAnsi="PingFang SC"/>
+                <w:b/>
+                <w:bCs/>
+                <w:color w:val="1F2937"/>
+                <w:sz w:val="18"/>
+                <w:szCs w:val="18"/>
+              </w:rPr>
+              <w:t xml:space="preserve">中位数（ms）</w:t>
+            </w:r>
+          </w:p>
+        </w:tc>
+        <w:tc>
+          <w:tcPr>
+            <w:tcW w:type="dxa" w:w="1500"/>
+            <w:shd w:fill="E6EBF5" w:color="auto" w:val="clear"/>
+            <w:tcMar>
+              <w:top w:type="dxa" w:w="70"/>
+              <w:left w:type="dxa" w:w="100"/>
+              <w:bottom w:type="dxa" w:w="70"/>
+              <w:right w:type="dxa" w:w="100"/>
+            </w:tcMar>
+          </w:tcPr>
+          <w:p>
+            <w:pPr>
+              <w:spacing w:after="30" w:line="270"/>
+            </w:pPr>
+            <w:r>
+              <w:rPr>
+                <w:rFonts w:ascii="PingFang SC" w:cs="PingFang SC" w:eastAsia="PingFang SC" w:hAnsi="PingFang SC"/>
+                <w:b/>
+                <w:bCs/>
+                <w:color w:val="1F2937"/>
+                <w:sz w:val="18"/>
+                <w:szCs w:val="18"/>
+              </w:rPr>
+              <w:t xml:space="preserve">p95（ms）</w:t>
+            </w:r>
+          </w:p>
+        </w:tc>
+        <w:tc>
+          <w:tcPr>
+            <w:tcW w:type="dxa" w:w="2726"/>
+            <w:shd w:fill="E6EBF5" w:color="auto" w:val="clear"/>
+            <w:tcMar>
+              <w:top w:type="dxa" w:w="70"/>
+              <w:left w:type="dxa" w:w="100"/>
+              <w:bottom w:type="dxa" w:w="70"/>
+              <w:right w:type="dxa" w:w="100"/>
+            </w:tcMar>
+          </w:tcPr>
+          <w:p>
+            <w:pPr>
+              <w:spacing w:after="30" w:line="270"/>
+            </w:pPr>
+            <w:r>
+              <w:rPr>
+                <w:rFonts w:ascii="PingFang SC" w:cs="PingFang SC" w:eastAsia="PingFang SC" w:hAnsi="PingFang SC"/>
+                <w:b/>
+                <w:bCs/>
+                <w:color w:val="1F2937"/>
+                <w:sz w:val="18"/>
+                <w:szCs w:val="18"/>
+              </w:rPr>
+              <w:t xml:space="preserve">说明</w:t>
+            </w:r>
+          </w:p>
+        </w:tc>
+      </w:tr>
+      <w:tr>
+        <w:trPr>
+          <w:cantSplit/>
+        </w:trPr>
+        <w:tc>
+          <w:tcPr>
+            <w:tcW w:type="dxa" w:w="3300"/>
+            <w:tcMar>
+              <w:top w:type="dxa" w:w="70"/>
+              <w:left w:type="dxa" w:w="100"/>
+              <w:bottom w:type="dxa" w:w="70"/>
+              <w:right w:type="dxa" w:w="100"/>
+            </w:tcMar>
+          </w:tcPr>
+          <w:p>
+            <w:pPr>
+              <w:spacing w:after="30" w:line="270"/>
+            </w:pPr>
+            <w:r>
+              <w:rPr>
+                <w:rFonts w:ascii="PingFang SC" w:cs="PingFang SC" w:eastAsia="PingFang SC" w:hAnsi="PingFang SC"/>
+                <w:b w:val="false"/>
+                <w:bCs w:val="false"/>
+                <w:color w:val="1F2937"/>
+                <w:sz w:val="18"/>
+                <w:szCs w:val="18"/>
+              </w:rPr>
+              <w:t xml:space="preserve">协同签名三轮合计（不含谓词）</w:t>
+            </w:r>
+          </w:p>
+        </w:tc>
+        <w:tc>
+          <w:tcPr>
+            <w:tcW w:type="dxa" w:w="1500"/>
+            <w:tcMar>
+              <w:top w:type="dxa" w:w="70"/>
+              <w:left w:type="dxa" w:w="100"/>
+              <w:bottom w:type="dxa" w:w="70"/>
+              <w:right w:type="dxa" w:w="100"/>
+            </w:tcMar>
+          </w:tcPr>
+          <w:p>
+            <w:pPr>
+              <w:spacing w:after="30" w:line="270"/>
+            </w:pPr>
+            <w:r>
+              <w:rPr>
+                <w:rFonts w:ascii="PingFang SC" w:cs="PingFang SC" w:eastAsia="PingFang SC" w:hAnsi="PingFang SC"/>
+                <w:b w:val="false"/>
+                <w:bCs w:val="false"/>
+                <w:color w:val="1F2937"/>
+                <w:sz w:val="18"/>
+                <w:szCs w:val="18"/>
+              </w:rPr>
+              <w:t xml:space="preserve">15.9</w:t>
+            </w:r>
+          </w:p>
+        </w:tc>
+        <w:tc>
+          <w:tcPr>
+            <w:tcW w:type="dxa" w:w="1500"/>
+            <w:tcMar>
+              <w:top w:type="dxa" w:w="70"/>
+              <w:left w:type="dxa" w:w="100"/>
+              <w:bottom w:type="dxa" w:w="70"/>
+              <w:right w:type="dxa" w:w="100"/>
+            </w:tcMar>
+          </w:tcPr>
+          <w:p>
+            <w:pPr>
+              <w:spacing w:after="30" w:line="270"/>
+            </w:pPr>
+            <w:r>
+              <w:rPr>
+                <w:rFonts w:ascii="PingFang SC" w:cs="PingFang SC" w:eastAsia="PingFang SC" w:hAnsi="PingFang SC"/>
+                <w:b w:val="false"/>
+                <w:bCs w:val="false"/>
+                <w:color w:val="1F2937"/>
+                <w:sz w:val="18"/>
+                <w:szCs w:val="18"/>
+              </w:rPr>
+              <w:t xml:space="preserve">16.3</w:t>
+            </w:r>
+          </w:p>
+        </w:tc>
+        <w:tc>
+          <w:tcPr>
+            <w:tcW w:type="dxa" w:w="2726"/>
+            <w:tcMar>
+              <w:top w:type="dxa" w:w="70"/>
+              <w:left w:type="dxa" w:w="100"/>
+              <w:bottom w:type="dxa" w:w="70"/>
+              <w:right w:type="dxa" w:w="100"/>
+            </w:tcMar>
+          </w:tcPr>
+          <w:p>
+            <w:pPr>
+              <w:spacing w:after="30" w:line="270"/>
+            </w:pPr>
+            <w:r>
+              <w:rPr>
+                <w:rFonts w:ascii="PingFang SC" w:cs="PingFang SC" w:eastAsia="PingFang SC" w:hAnsi="PingFang SC"/>
+                <w:b w:val="false"/>
+                <w:bCs w:val="false"/>
+                <w:color w:val="1F2937"/>
+                <w:sz w:val="18"/>
+                <w:szCs w:val="18"/>
+              </w:rPr>
+              <w:t xml:space="preserve">Python 原型，非常数时间</w:t>
+            </w:r>
+          </w:p>
+        </w:tc>
+      </w:tr>
+      <w:tr>
+        <w:trPr>
+          <w:cantSplit/>
+        </w:trPr>
+        <w:tc>
+          <w:tcPr>
+            <w:tcW w:type="dxa" w:w="3300"/>
+            <w:tcMar>
+              <w:top w:type="dxa" w:w="70"/>
+              <w:left w:type="dxa" w:w="100"/>
+              <w:bottom w:type="dxa" w:w="70"/>
+              <w:right w:type="dxa" w:w="100"/>
+            </w:tcMar>
+          </w:tcPr>
+          <w:p>
+            <w:pPr>
+              <w:spacing w:after="30" w:line="270"/>
+            </w:pPr>
+            <w:r>
+              <w:rPr>
+                <w:rFonts w:ascii="PingFang SC" w:cs="PingFang SC" w:eastAsia="PingFang SC" w:hAnsi="PingFang SC"/>
+                <w:b w:val="false"/>
+                <w:bCs w:val="false"/>
+                <w:color w:val="1F2937"/>
+                <w:sz w:val="18"/>
+                <w:szCs w:val="18"/>
+              </w:rPr>
+              <w:t xml:space="preserve">授权域轮次（含数据库谓词核验）</w:t>
+            </w:r>
+          </w:p>
+        </w:tc>
+        <w:tc>
+          <w:tcPr>
+            <w:tcW w:type="dxa" w:w="1500"/>
+            <w:tcMar>
+              <w:top w:type="dxa" w:w="70"/>
+              <w:left w:type="dxa" w:w="100"/>
+              <w:bottom w:type="dxa" w:w="70"/>
+              <w:right w:type="dxa" w:w="100"/>
+            </w:tcMar>
+          </w:tcPr>
+          <w:p>
+            <w:pPr>
+              <w:spacing w:after="30" w:line="270"/>
+            </w:pPr>
+            <w:r>
+              <w:rPr>
+                <w:rFonts w:ascii="PingFang SC" w:cs="PingFang SC" w:eastAsia="PingFang SC" w:hAnsi="PingFang SC"/>
+                <w:b w:val="false"/>
+                <w:bCs w:val="false"/>
+                <w:color w:val="1F2937"/>
+                <w:sz w:val="18"/>
+                <w:szCs w:val="18"/>
+              </w:rPr>
+              <w:t xml:space="preserve">26.0</w:t>
+            </w:r>
+          </w:p>
+        </w:tc>
+        <w:tc>
+          <w:tcPr>
+            <w:tcW w:type="dxa" w:w="1500"/>
+            <w:tcMar>
+              <w:top w:type="dxa" w:w="70"/>
+              <w:left w:type="dxa" w:w="100"/>
+              <w:bottom w:type="dxa" w:w="70"/>
+              <w:right w:type="dxa" w:w="100"/>
+            </w:tcMar>
+          </w:tcPr>
+          <w:p>
+            <w:pPr>
+              <w:spacing w:after="30" w:line="270"/>
+            </w:pPr>
+            <w:r>
+              <w:rPr>
+                <w:rFonts w:ascii="PingFang SC" w:cs="PingFang SC" w:eastAsia="PingFang SC" w:hAnsi="PingFang SC"/>
+                <w:b w:val="false"/>
+                <w:bCs w:val="false"/>
+                <w:color w:val="1F2937"/>
+                <w:sz w:val="18"/>
+                <w:szCs w:val="18"/>
+              </w:rPr>
+              <w:t xml:space="preserve">27.5</w:t>
+            </w:r>
+          </w:p>
+        </w:tc>
+        <w:tc>
+          <w:tcPr>
+            <w:tcW w:type="dxa" w:w="2726"/>
+            <w:tcMar>
+              <w:top w:type="dxa" w:w="70"/>
+              <w:left w:type="dxa" w:w="100"/>
+              <w:bottom w:type="dxa" w:w="70"/>
+              <w:right w:type="dxa" w:w="100"/>
+            </w:tcMar>
+          </w:tcPr>
+          <w:p>
+            <w:pPr>
+              <w:spacing w:after="30" w:line="270"/>
+            </w:pPr>
+            <w:r>
+              <w:rPr>
+                <w:rFonts w:ascii="PingFang SC" w:cs="PingFang SC" w:eastAsia="PingFang SC" w:hAnsi="PingFang SC"/>
+                <w:b w:val="false"/>
+                <w:bCs w:val="false"/>
+                <w:color w:val="1F2937"/>
+                <w:sz w:val="18"/>
+                <w:szCs w:val="18"/>
+              </w:rPr>
+              <w:t xml:space="preserve">真实 AS 签名链 + 只读事务</w:t>
+            </w:r>
+          </w:p>
+        </w:tc>
+      </w:tr>
+      <w:tr>
+        <w:trPr>
+          <w:cantSplit/>
+        </w:trPr>
+        <w:tc>
+          <w:tcPr>
+            <w:tcW w:type="dxa" w:w="3300"/>
+            <w:tcMar>
+              <w:top w:type="dxa" w:w="70"/>
+              <w:left w:type="dxa" w:w="100"/>
+              <w:bottom w:type="dxa" w:w="70"/>
+              <w:right w:type="dxa" w:w="100"/>
+            </w:tcMar>
+          </w:tcPr>
+          <w:p>
+            <w:pPr>
+              <w:spacing w:after="30" w:line="270"/>
+            </w:pPr>
+            <w:r>
+              <w:rPr>
+                <w:rFonts w:ascii="PingFang SC" w:cs="PingFang SC" w:eastAsia="PingFang SC" w:hAnsi="PingFang SC"/>
+                <w:b w:val="false"/>
+                <w:bCs w:val="false"/>
+                <w:color w:val="1F2937"/>
+                <w:sz w:val="18"/>
+                <w:szCs w:val="18"/>
+              </w:rPr>
+              <w:t xml:space="preserve">单方 SM2 签名 / 验签（铜锁）</w:t>
+            </w:r>
+          </w:p>
+        </w:tc>
+        <w:tc>
+          <w:tcPr>
+            <w:tcW w:type="dxa" w:w="1500"/>
+            <w:tcMar>
+              <w:top w:type="dxa" w:w="70"/>
+              <w:left w:type="dxa" w:w="100"/>
+              <w:bottom w:type="dxa" w:w="70"/>
+              <w:right w:type="dxa" w:w="100"/>
+            </w:tcMar>
+          </w:tcPr>
+          <w:p>
+            <w:pPr>
+              <w:spacing w:after="30" w:line="270"/>
+            </w:pPr>
+            <w:r>
+              <w:rPr>
+                <w:rFonts w:ascii="PingFang SC" w:cs="PingFang SC" w:eastAsia="PingFang SC" w:hAnsi="PingFang SC"/>
+                <w:b w:val="false"/>
+                <w:bCs w:val="false"/>
+                <w:color w:val="1F2937"/>
+                <w:sz w:val="18"/>
+                <w:szCs w:val="18"/>
+              </w:rPr>
+              <w:t xml:space="preserve">0.25 / 0.26</w:t>
+            </w:r>
+          </w:p>
+        </w:tc>
+        <w:tc>
+          <w:tcPr>
+            <w:tcW w:type="dxa" w:w="1500"/>
+            <w:tcMar>
+              <w:top w:type="dxa" w:w="70"/>
+              <w:left w:type="dxa" w:w="100"/>
+              <w:bottom w:type="dxa" w:w="70"/>
+              <w:right w:type="dxa" w:w="100"/>
+            </w:tcMar>
+          </w:tcPr>
+          <w:p>
+            <w:pPr>
+              <w:spacing w:after="30" w:line="270"/>
+            </w:pPr>
+            <w:r>
+              <w:rPr>
+                <w:rFonts w:ascii="PingFang SC" w:cs="PingFang SC" w:eastAsia="PingFang SC" w:hAnsi="PingFang SC"/>
+                <w:b w:val="false"/>
+                <w:bCs w:val="false"/>
+                <w:color w:val="1F2937"/>
+                <w:sz w:val="18"/>
+                <w:szCs w:val="18"/>
+              </w:rPr>
+              <w:t xml:space="preserve">0.27 / 0.33</w:t>
+            </w:r>
+          </w:p>
+        </w:tc>
+        <w:tc>
+          <w:tcPr>
+            <w:tcW w:type="dxa" w:w="2726"/>
+            <w:tcMar>
+              <w:top w:type="dxa" w:w="70"/>
+              <w:left w:type="dxa" w:w="100"/>
+              <w:bottom w:type="dxa" w:w="70"/>
+              <w:right w:type="dxa" w:w="100"/>
+            </w:tcMar>
+          </w:tcPr>
+          <w:p>
+            <w:pPr>
+              <w:spacing w:after="30" w:line="270"/>
+            </w:pPr>
+            <w:r>
+              <w:rPr>
+                <w:rFonts w:ascii="PingFang SC" w:cs="PingFang SC" w:eastAsia="PingFang SC" w:hAnsi="PingFang SC"/>
+                <w:b w:val="false"/>
+                <w:bCs w:val="false"/>
+                <w:color w:val="1F2937"/>
+                <w:sz w:val="18"/>
+                <w:szCs w:val="18"/>
+              </w:rPr>
+              <w:t xml:space="preserve">对照</w:t>
+            </w:r>
+          </w:p>
+        </w:tc>
+      </w:tr>
+      <w:tr>
+        <w:trPr>
+          <w:cantSplit/>
+        </w:trPr>
+        <w:tc>
+          <w:tcPr>
+            <w:tcW w:type="dxa" w:w="3300"/>
+            <w:tcMar>
+              <w:top w:type="dxa" w:w="70"/>
+              <w:left w:type="dxa" w:w="100"/>
+              <w:bottom w:type="dxa" w:w="70"/>
+              <w:right w:type="dxa" w:w="100"/>
+            </w:tcMar>
+          </w:tcPr>
+          <w:p>
+            <w:pPr>
+              <w:spacing w:after="30" w:line="270"/>
+            </w:pPr>
+            <w:r>
+              <w:rPr>
+                <w:rFonts w:ascii="PingFang SC" w:cs="PingFang SC" w:eastAsia="PingFang SC" w:hAnsi="PingFang SC"/>
+                <w:b w:val="false"/>
+                <w:bCs w:val="false"/>
+                <w:color w:val="1F2937"/>
+                <w:sz w:val="18"/>
+                <w:szCs w:val="18"/>
+              </w:rPr>
+              <w:t xml:space="preserve">FROST 2-of-3 组签名</w:t>
+            </w:r>
+          </w:p>
+        </w:tc>
+        <w:tc>
+          <w:tcPr>
+            <w:tcW w:type="dxa" w:w="1500"/>
+            <w:tcMar>
+              <w:top w:type="dxa" w:w="70"/>
+              <w:left w:type="dxa" w:w="100"/>
+              <w:bottom w:type="dxa" w:w="70"/>
+              <w:right w:type="dxa" w:w="100"/>
+            </w:tcMar>
+          </w:tcPr>
+          <w:p>
+            <w:pPr>
+              <w:spacing w:after="30" w:line="270"/>
+            </w:pPr>
+            <w:r>
+              <w:rPr>
+                <w:rFonts w:ascii="PingFang SC" w:cs="PingFang SC" w:eastAsia="PingFang SC" w:hAnsi="PingFang SC"/>
+                <w:b w:val="false"/>
+                <w:bCs w:val="false"/>
+                <w:color w:val="1F2937"/>
+                <w:sz w:val="18"/>
+                <w:szCs w:val="18"/>
+              </w:rPr>
+              <w:t xml:space="preserve">23.5</w:t>
+            </w:r>
+          </w:p>
+        </w:tc>
+        <w:tc>
+          <w:tcPr>
+            <w:tcW w:type="dxa" w:w="1500"/>
+            <w:tcMar>
+              <w:top w:type="dxa" w:w="70"/>
+              <w:left w:type="dxa" w:w="100"/>
+              <w:bottom w:type="dxa" w:w="70"/>
+              <w:right w:type="dxa" w:w="100"/>
+            </w:tcMar>
+          </w:tcPr>
+          <w:p>
+            <w:pPr>
+              <w:spacing w:after="30" w:line="270"/>
+            </w:pPr>
+            <w:r>
+              <w:rPr>
+                <w:rFonts w:ascii="PingFang SC" w:cs="PingFang SC" w:eastAsia="PingFang SC" w:hAnsi="PingFang SC"/>
+                <w:b w:val="false"/>
+                <w:bCs w:val="false"/>
+                <w:color w:val="1F2937"/>
+                <w:sz w:val="18"/>
+                <w:szCs w:val="18"/>
+              </w:rPr>
+              <w:t xml:space="preserve">25.1</w:t>
+            </w:r>
+          </w:p>
+        </w:tc>
+        <w:tc>
+          <w:tcPr>
+            <w:tcW w:type="dxa" w:w="2726"/>
+            <w:tcMar>
+              <w:top w:type="dxa" w:w="70"/>
+              <w:left w:type="dxa" w:w="100"/>
+              <w:bottom w:type="dxa" w:w="70"/>
+              <w:right w:type="dxa" w:w="100"/>
+            </w:tcMar>
+          </w:tcPr>
+          <w:p>
+            <w:pPr>
+              <w:spacing w:after="30" w:line="270"/>
+            </w:pPr>
+            <w:r>
+              <w:rPr>
+                <w:rFonts w:ascii="PingFang SC" w:cs="PingFang SC" w:eastAsia="PingFang SC" w:hAnsi="PingFang SC"/>
+                <w:b w:val="false"/>
+                <w:bCs w:val="false"/>
+                <w:color w:val="1F2937"/>
+                <w:sz w:val="18"/>
+                <w:szCs w:val="18"/>
+              </w:rPr>
+              <w:t xml:space="preserve">含子进程启动与 I/O</w:t>
+            </w:r>
+          </w:p>
+        </w:tc>
+      </w:tr>
+      <w:tr>
+        <w:trPr>
+          <w:cantSplit/>
+        </w:trPr>
+        <w:tc>
+          <w:tcPr>
+            <w:tcW w:type="dxa" w:w="3300"/>
+            <w:tcMar>
+              <w:top w:type="dxa" w:w="70"/>
+              <w:left w:type="dxa" w:w="100"/>
+              <w:bottom w:type="dxa" w:w="70"/>
+              <w:right w:type="dxa" w:w="100"/>
+            </w:tcMar>
+          </w:tcPr>
+          <w:p>
+            <w:pPr>
+              <w:spacing w:after="30" w:line="270"/>
+            </w:pPr>
+            <w:r>
+              <w:rPr>
+                <w:rFonts w:ascii="PingFang SC" w:cs="PingFang SC" w:eastAsia="PingFang SC" w:hAnsi="PingFang SC"/>
+                <w:b w:val="false"/>
+                <w:bCs w:val="false"/>
+                <w:color w:val="1F2937"/>
+                <w:sz w:val="18"/>
+                <w:szCs w:val="18"/>
+              </w:rPr>
+              <w:t xml:space="preserve">网关受理（HTTP 至 202）</w:t>
+            </w:r>
+          </w:p>
+        </w:tc>
+        <w:tc>
+          <w:tcPr>
+            <w:tcW w:type="dxa" w:w="1500"/>
+            <w:tcMar>
+              <w:top w:type="dxa" w:w="70"/>
+              <w:left w:type="dxa" w:w="100"/>
+              <w:bottom w:type="dxa" w:w="70"/>
+              <w:right w:type="dxa" w:w="100"/>
+            </w:tcMar>
+          </w:tcPr>
+          <w:p>
+            <w:pPr>
+              <w:spacing w:after="30" w:line="270"/>
+            </w:pPr>
+            <w:r>
+              <w:rPr>
+                <w:rFonts w:ascii="PingFang SC" w:cs="PingFang SC" w:eastAsia="PingFang SC" w:hAnsi="PingFang SC"/>
+                <w:b w:val="false"/>
+                <w:bCs w:val="false"/>
+                <w:color w:val="1F2937"/>
+                <w:sz w:val="18"/>
+                <w:szCs w:val="18"/>
+              </w:rPr>
+              <w:t xml:space="preserve">71.6</w:t>
+            </w:r>
+          </w:p>
+        </w:tc>
+        <w:tc>
+          <w:tcPr>
+            <w:tcW w:type="dxa" w:w="1500"/>
+            <w:tcMar>
+              <w:top w:type="dxa" w:w="70"/>
+              <w:left w:type="dxa" w:w="100"/>
+              <w:bottom w:type="dxa" w:w="70"/>
+              <w:right w:type="dxa" w:w="100"/>
+            </w:tcMar>
+          </w:tcPr>
+          <w:p>
+            <w:pPr>
+              <w:spacing w:after="30" w:line="270"/>
+            </w:pPr>
+            <w:r>
+              <w:rPr>
+                <w:rFonts w:ascii="PingFang SC" w:cs="PingFang SC" w:eastAsia="PingFang SC" w:hAnsi="PingFang SC"/>
+                <w:b w:val="false"/>
+                <w:bCs w:val="false"/>
+                <w:color w:val="1F2937"/>
+                <w:sz w:val="18"/>
+                <w:szCs w:val="18"/>
+              </w:rPr>
+              <w:t xml:space="preserve">87.0</w:t>
+            </w:r>
+          </w:p>
+        </w:tc>
+        <w:tc>
+          <w:tcPr>
+            <w:tcW w:type="dxa" w:w="2726"/>
+            <w:tcMar>
+              <w:top w:type="dxa" w:w="70"/>
+              <w:left w:type="dxa" w:w="100"/>
+              <w:bottom w:type="dxa" w:w="70"/>
+              <w:right w:type="dxa" w:w="100"/>
+            </w:tcMar>
+          </w:tcPr>
+          <w:p>
+            <w:pPr>
+              <w:spacing w:after="30" w:line="270"/>
+            </w:pPr>
+            <w:r>
+              <w:rPr>
+                <w:rFonts w:ascii="PingFang SC" w:cs="PingFang SC" w:eastAsia="PingFang SC" w:hAnsi="PingFang SC"/>
+                <w:b w:val="false"/>
+                <w:bCs w:val="false"/>
+                <w:color w:val="1F2937"/>
+                <w:sz w:val="18"/>
+                <w:szCs w:val="18"/>
+              </w:rPr>
+              <w:t xml:space="preserve">不含执行 worker</w:t>
+            </w:r>
+          </w:p>
+        </w:tc>
+      </w:tr>
+    </w:tbl>
+    <w:p>
+      <w:pPr>
+        <w:spacing w:after="40"/>
+      </w:pPr>
+    </w:p>
+    <w:p>
+      <w:pPr>
+        <w:spacing w:after="110" w:line="310"/>
+      </w:pPr>
+      <w:r>
+        <w:rPr>
+          <w:rFonts w:ascii="PingFang SC" w:cs="PingFang SC" w:eastAsia="PingFang SC" w:hAnsi="PingFang SC"/>
+          <w:color w:val="1F2937"/>
+        </w:rPr>
+        <w:t xml:space="preserve">负例方面：只持执行域份额伪造签名、签名前撤销（授权域拒绝出份额，零签名产生）、签名后撤销（接受事务拒绝）、签名后篡改金额、超出剩余预算、绕过网关直接调用下游，均在预期位置被拒绝且无业务效果。</w:t>
       </w:r>
     </w:p>
     <w:p>
@@ -1302,7 +2215,7 @@
                 <w:sz w:val="18"/>
                 <w:szCs w:val="18"/>
               </w:rPr>
-              <w:t xml:space="preserve">核心创新（复赛前实现 n=2）</w:t>
+              <w:t xml:space="preserve">核心创新（已实现 n=2）</w:t>
             </w:r>
           </w:p>
         </w:tc>
@@ -1421,6 +2334,92 @@
                 <w:szCs w:val="18"/>
               </w:rPr>
               <w:t xml:space="preserve">C3</w:t>
+            </w:r>
+          </w:p>
+        </w:tc>
+        <w:tc>
+          <w:tcPr>
+            <w:tcW w:type="dxa" w:w="6026"/>
+            <w:tcMar>
+              <w:top w:type="dxa" w:w="70"/>
+              <w:left w:type="dxa" w:w="100"/>
+              <w:bottom w:type="dxa" w:w="70"/>
+              <w:right w:type="dxa" w:w="100"/>
+            </w:tcMar>
+          </w:tcPr>
+          <w:p>
+            <w:pPr>
+              <w:spacing w:after="30" w:line="270"/>
+            </w:pPr>
+            <w:r>
+              <w:rPr>
+                <w:rFonts w:ascii="PingFang SC" w:cs="PingFang SC" w:eastAsia="PingFang SC" w:hAnsi="PingFang SC"/>
+                <w:b w:val="false"/>
+                <w:bCs w:val="false"/>
+                <w:color w:val="1F2937"/>
+                <w:sz w:val="18"/>
+                <w:szCs w:val="18"/>
+              </w:rPr>
+              <w:t xml:space="preserve">授权状态承诺绑定：被签行动携带 AS 签名的撤销状态纪元与非撤销证明，下游与收款方可离线验证签名时授权状态的新鲜度</w:t>
+            </w:r>
+          </w:p>
+        </w:tc>
+        <w:tc>
+          <w:tcPr>
+            <w:tcW w:type="dxa" w:w="2100"/>
+            <w:tcMar>
+              <w:top w:type="dxa" w:w="70"/>
+              <w:left w:type="dxa" w:w="100"/>
+              <w:bottom w:type="dxa" w:w="70"/>
+              <w:right w:type="dxa" w:w="100"/>
+            </w:tcMar>
+          </w:tcPr>
+          <w:p>
+            <w:pPr>
+              <w:spacing w:after="30" w:line="270"/>
+            </w:pPr>
+            <w:r>
+              <w:rPr>
+                <w:rFonts w:ascii="PingFang SC" w:cs="PingFang SC" w:eastAsia="PingFang SC" w:hAnsi="PingFang SC"/>
+                <w:b w:val="false"/>
+                <w:bCs w:val="false"/>
+                <w:color w:val="1F2937"/>
+                <w:sz w:val="18"/>
+                <w:szCs w:val="18"/>
+              </w:rPr>
+              <w:t xml:space="preserve">下一阶段核心（已设计）</w:t>
+            </w:r>
+          </w:p>
+        </w:tc>
+      </w:tr>
+      <w:tr>
+        <w:trPr>
+          <w:cantSplit/>
+        </w:trPr>
+        <w:tc>
+          <w:tcPr>
+            <w:tcW w:type="dxa" w:w="900"/>
+            <w:tcMar>
+              <w:top w:type="dxa" w:w="70"/>
+              <w:left w:type="dxa" w:w="100"/>
+              <w:bottom w:type="dxa" w:w="70"/>
+              <w:right w:type="dxa" w:w="100"/>
+            </w:tcMar>
+          </w:tcPr>
+          <w:p>
+            <w:pPr>
+              <w:spacing w:after="30" w:line="270"/>
+            </w:pPr>
+            <w:r>
+              <w:rPr>
+                <w:rFonts w:ascii="PingFang SC" w:cs="PingFang SC" w:eastAsia="PingFang SC" w:hAnsi="PingFang SC"/>
+                <w:b w:val="false"/>
+                <w:bCs w:val="false"/>
+                <w:color w:val="1F2937"/>
+                <w:sz w:val="18"/>
+                <w:szCs w:val="18"/>
+              </w:rPr>
+              <w:t xml:space="preserve">C4</w:t>
             </w:r>
           </w:p>
         </w:tc>
@@ -2482,7 +3481,7 @@
           <w:rFonts w:ascii="PingFang SC" w:cs="PingFang SC" w:eastAsia="PingFang SC" w:hAnsi="PingFang SC"/>
           <w:color w:val="1F2937"/>
         </w:rPr>
-        <w:t xml:space="preserve">参考实现已完成，产出的签名经 OpenSSL 3 标准 SM2 验签交叉验证（随机 20 组全部通过，篡改消息全部失败）。</w:t>
+        <w:t xml:space="preserve">已实现并接入系统：授权域与执行域为独立进程，各自只读取本域份额；授权域使用只读数据库角色；网关与下游效果端均以铜锁标准 SM2 验签；公开测试向量经 OpenSSL 3 独立验证。</w:t>
       </w:r>
     </w:p>
     <w:p>
@@ -2564,13 +3563,186 @@
     </w:p>
     <w:p>
       <w:pPr>
+        <w:spacing w:after="110" w:line="310"/>
+      </w:pPr>
+      <w:r>
+        <w:rPr>
+          <w:rFonts w:ascii="PingFang SC" w:cs="PingFang SC" w:eastAsia="PingFang SC" w:hAnsi="PingFang SC"/>
+          <w:b/>
+          <w:bCs/>
+          <w:color w:val="1F2937"/>
+        </w:rPr>
+        <w:t xml:space="preserve">关于网关被攻破的准确结论</w:t>
+      </w:r>
+      <w:r>
+        <w:rPr>
+          <w:rFonts w:ascii="PingFang SC" w:cs="PingFang SC" w:eastAsia="PingFang SC" w:hAnsi="PingFang SC"/>
+          <w:color w:val="1F2937"/>
+        </w:rPr>
+        <w:t xml:space="preserve">：网关只持有执行域份额，单方无法产生有效共签；下游订单服务独立以标准 SM2 验签、核对业务意图并拒绝同一批准跨操作重放。因此攻击者至多能把授权域在签名时已核准的那一笔执行一次。签名之后才发生的撤销仍依赖网关接受事务拦截，网关失陷时在批准有效期内不受保护。3.4 节的授权状态承诺用于关闭这一窗口。</w:t>
+      </w:r>
+    </w:p>
+    <w:p>
+      <w:pPr>
         <w:pStyle w:val="Heading2"/>
       </w:pPr>
       <w:r>
         <w:rPr>
           <w:rFonts w:ascii="PingFang SC" w:cs="PingFang SC" w:eastAsia="PingFang SC" w:hAnsi="PingFang SC"/>
         </w:rPr>
-        <w:t xml:space="preserve">3.4　工程集成原则</w:t>
+        <w:t xml:space="preserve">3.4　授权状态承诺与离线新鲜度验证（下一阶段核心，已设计）</w:t>
+      </w:r>
+    </w:p>
+    <w:p>
+      <w:pPr>
+        <w:spacing w:after="110" w:line="310"/>
+      </w:pPr>
+      <w:r>
+        <w:rPr>
+          <w:rFonts w:ascii="PingFang SC" w:cs="PingFang SC" w:eastAsia="PingFang SC" w:hAnsi="PingFang SC"/>
+          <w:b/>
+          <w:bCs/>
+          <w:color w:val="1F2937"/>
+        </w:rPr>
+        <w:t xml:space="preserve">要解决的问题</w:t>
+      </w:r>
+      <w:r>
+        <w:rPr>
+          <w:rFonts w:ascii="PingFang SC" w:cs="PingFang SC" w:eastAsia="PingFang SC" w:hAnsi="PingFang SC"/>
+          <w:color w:val="1F2937"/>
+        </w:rPr>
+        <w:t xml:space="preserve">：当前“签名之后发生的撤销”只能由网关查询数据库拦截；网关失陷时，已签出的批准在有效期内仍可被执行。下游订单服务与收款方无法自行判断该批准是否基于足够新的授权状态。</w:t>
+      </w:r>
+    </w:p>
+    <w:p>
+      <w:pPr>
+        <w:pStyle w:val="ListParagraph"/>
+        <w:numPr>
+          <w:ilvl w:val="0"/>
+          <w:numId w:val="2"/>
+        </w:numPr>
+        <w:spacing w:after="70" w:line="300"/>
+      </w:pPr>
+      <w:r>
+        <w:rPr>
+          <w:rFonts w:ascii="PingFang SC" w:cs="PingFang SC" w:eastAsia="PingFang SC" w:hAnsi="PingFang SC"/>
+          <w:b/>
+          <w:bCs/>
+          <w:color w:val="1F2937"/>
+        </w:rPr>
+        <w:t xml:space="preserve">状态承诺</w:t>
+      </w:r>
+      <w:r>
+        <w:rPr>
+          <w:rFonts w:ascii="PingFang SC" w:cs="PingFang SC" w:eastAsia="PingFang SC" w:hAnsi="PingFang SC"/>
+          <w:color w:val="1F2937"/>
+        </w:rPr>
+        <w:t xml:space="preserve">：AS 以固定周期 Δ（秒级）发布状态检查点 ⟨epoch, time, root⟩ 并以 SM2 签名，其中 root 为已撤销授权节点集合的 SM3 默克尔根（采用有序树以支持非成员证明）。可复用项目已有的 SM3 审计检查点基础设施。</w:t>
+      </w:r>
+    </w:p>
+    <w:p>
+      <w:pPr>
+        <w:pStyle w:val="ListParagraph"/>
+        <w:numPr>
+          <w:ilvl w:val="0"/>
+          <w:numId w:val="2"/>
+        </w:numPr>
+        <w:spacing w:after="70" w:line="300"/>
+      </w:pPr>
+      <w:r>
+        <w:rPr>
+          <w:rFonts w:ascii="PingFang SC" w:cs="PingFang SC" w:eastAsia="PingFang SC" w:hAnsi="PingFang SC"/>
+          <w:b/>
+          <w:bCs/>
+          <w:color w:val="1F2937"/>
+        </w:rPr>
+        <w:t xml:space="preserve">绑定进签名</w:t>
+      </w:r>
+      <w:r>
+        <w:rPr>
+          <w:rFonts w:ascii="PingFang SC" w:cs="PingFang SC" w:eastAsia="PingFang SC" w:hAnsi="PingFang SC"/>
+          <w:color w:val="1F2937"/>
+        </w:rPr>
+        <w:t xml:space="preserve">：授权域在核验谓词时读取最新检查点，把 epoch 与 root 写入被签的行动对象，并为授权路径上的每个节点附上“未被撤销”的非成员证明。由于签名覆盖 epoch 与 root，执行域与网关都无法替换为旧状态。</w:t>
+      </w:r>
+    </w:p>
+    <w:p>
+      <w:pPr>
+        <w:pStyle w:val="ListParagraph"/>
+        <w:numPr>
+          <w:ilvl w:val="0"/>
+          <w:numId w:val="2"/>
+        </w:numPr>
+        <w:spacing w:after="70" w:line="300"/>
+      </w:pPr>
+      <w:r>
+        <w:rPr>
+          <w:rFonts w:ascii="PingFang SC" w:cs="PingFang SC" w:eastAsia="PingFang SC" w:hAnsi="PingFang SC"/>
+          <w:b/>
+          <w:bCs/>
+          <w:color w:val="1F2937"/>
+        </w:rPr>
+        <w:t xml:space="preserve">离线验证</w:t>
+      </w:r>
+      <w:r>
+        <w:rPr>
+          <w:rFonts w:ascii="PingFang SC" w:cs="PingFang SC" w:eastAsia="PingFang SC" w:hAnsi="PingFang SC"/>
+          <w:color w:val="1F2937"/>
+        </w:rPr>
+        <w:t xml:space="preserve">：下游订单服务与收款方只需持有 AS 公钥和最新检查点，即可验证 ①共签签名有效，②检查点签名有效，③路径节点在该纪元确实未被撤销，④该纪元与当前最新纪元之差不超过阈值 k。超出即拒绝，无需访问 AS 数据库。</w:t>
+      </w:r>
+    </w:p>
+    <w:p>
+      <w:pPr>
+        <w:spacing w:after="110" w:line="310"/>
+      </w:pPr>
+      <w:r>
+        <w:rPr>
+          <w:rFonts w:ascii="PingFang SC" w:cs="PingFang SC" w:eastAsia="PingFang SC" w:hAnsi="PingFang SC"/>
+          <w:b/>
+          <w:bCs/>
+          <w:color w:val="1F2937"/>
+        </w:rPr>
+        <w:t xml:space="preserve">预期效果</w:t>
+      </w:r>
+      <w:r>
+        <w:rPr>
+          <w:rFonts w:ascii="PingFang SC" w:cs="PingFang SC" w:eastAsia="PingFang SC" w:hAnsi="PingFang SC"/>
+          <w:color w:val="1F2937"/>
+        </w:rPr>
+        <w:t xml:space="preserve">：“签名后撤销”的可利用窗口从批准有效期收紧为 k·Δ 加时钟偏差，并且这一界限可由第三方离线验证；撤销从“网关的软件检查”变为“可验证的密码学新鲜度”。授权域的关键判断（路径未被撤销）也从“只能相信授权域”变为“可由 AS 签名的状态独立复核”。</w:t>
+      </w:r>
+    </w:p>
+    <w:p>
+      <w:pPr>
+        <w:spacing w:after="110" w:line="310"/>
+      </w:pPr>
+      <w:r>
+        <w:rPr>
+          <w:rFonts w:ascii="PingFang SC" w:cs="PingFang SC" w:eastAsia="PingFang SC" w:hAnsi="PingFang SC"/>
+          <w:b/>
+          <w:bCs/>
+          <w:color w:val="1F2937"/>
+        </w:rPr>
+        <w:t xml:space="preserve">与已有技术的关系</w:t>
+      </w:r>
+      <w:r>
+        <w:rPr>
+          <w:rFonts w:ascii="PingFang SC" w:cs="PingFang SC" w:eastAsia="PingFang SC" w:hAnsi="PingFang SC"/>
+          <w:color w:val="1F2937"/>
+        </w:rPr>
+        <w:t xml:space="preserve">：思路与证书吊销列表、OCSP 装订、证书透明日志相近，属于成熟构件；本项目的新意在于将其绑定进门控协同签名的被签消息，并作用于多级委托链。论文中将如实说明这一点。</w:t>
+      </w:r>
+    </w:p>
+    <w:p>
+      <w:pPr>
+        <w:pStyle w:val="Heading2"/>
+      </w:pPr>
+      <w:r>
+        <w:rPr>
+          <w:rFonts w:ascii="PingFang SC" w:cs="PingFang SC" w:eastAsia="PingFang SC" w:hAnsi="PingFang SC"/>
+        </w:rPr>
+        <w:t xml:space="preserve">3.5　工程集成原则</w:t>
       </w:r>
     </w:p>
     <w:p>
@@ -2840,7 +4012,7 @@
                 <w:sz w:val="18"/>
                 <w:szCs w:val="18"/>
               </w:rPr>
-              <w:t xml:space="preserve">10-18～10-22</w:t>
+              <w:t xml:space="preserve">10-17～10-22</w:t>
             </w:r>
           </w:p>
         </w:tc>
@@ -2867,7 +4039,29 @@
                 <w:sz w:val="18"/>
                 <w:szCs w:val="18"/>
               </w:rPr>
-              <w:t xml:space="preserve">两方协同 SM2 原型接入采购网关；论文按新主线重写</w:t>
+              <w:t xml:space="preserve">两方协同 SM2 接入采购网关（</w:t>
+            </w:r>
+            <w:r>
+              <w:rPr>
+                <w:rFonts w:ascii="PingFang SC" w:cs="PingFang SC" w:eastAsia="PingFang SC" w:hAnsi="PingFang SC"/>
+                <w:b/>
+                <w:bCs/>
+                <w:color w:val="1F2937"/>
+                <w:sz w:val="18"/>
+                <w:szCs w:val="18"/>
+              </w:rPr>
+              <w:t xml:space="preserve">已完成</w:t>
+            </w:r>
+            <w:r>
+              <w:rPr>
+                <w:rFonts w:ascii="PingFang SC" w:cs="PingFang SC" w:eastAsia="PingFang SC" w:hAnsi="PingFang SC"/>
+                <w:b w:val="false"/>
+                <w:bCs w:val="false"/>
+                <w:color w:val="1F2937"/>
+                <w:sz w:val="18"/>
+                <w:szCs w:val="18"/>
+              </w:rPr>
+              <w:t xml:space="preserve">）；论文按新主线重写</w:t>
             </w:r>
           </w:p>
         </w:tc>
@@ -2894,7 +4088,7 @@
                 <w:sz w:val="18"/>
                 <w:szCs w:val="18"/>
               </w:rPr>
-              <w:t xml:space="preserve">核心库与单测；公开验签向量经 OpenSSL 3 独立验证；集成用例（合法、单域伪造、签名前/后撤销、篡改、超预算）全部按预期；性能数据（n=100）；复赛论文</w:t>
+              <w:t xml:space="preserve">已完成：核心库、域服务、网关与下游集成、付款意图共签、基准与论文图、独立复验。待完成：复赛论文；代码正式提交与版本冻结</w:t>
             </w:r>
           </w:p>
         </w:tc>
@@ -2996,7 +4190,7 @@
                 <w:sz w:val="18"/>
                 <w:szCs w:val="18"/>
               </w:rPr>
-              <w:t xml:space="preserve">访问结构推广与效果端验证</w:t>
+              <w:t xml:space="preserve">授权状态承诺；访问结构推广</w:t>
             </w:r>
           </w:p>
         </w:tc>
@@ -3017,13 +4211,24 @@
             <w:r>
               <w:rPr>
                 <w:rFonts w:ascii="PingFang SC" w:cs="PingFang SC" w:eastAsia="PingFang SC" w:hAnsi="PingFang SC"/>
-                <w:b w:val="false"/>
-                <w:bCs w:val="false"/>
-                <w:color w:val="1F2937"/>
-                <w:sz w:val="18"/>
-                <w:szCs w:val="18"/>
-              </w:rPr>
-              <w:t xml:space="preserve">三域方案二选一并实现：(a) 授权域必选、执行域与审计域二选一（复制分享，复用两方协议，提升可用性）；(b) 三方乘法分享，审计域写入只追加日志后才出份额（“未入账即不可执行”）；下游订单服务独立验签；x402 支付意图由共签批准</w:t>
+                <w:b/>
+                <w:bCs/>
+                <w:color w:val="1F2937"/>
+                <w:sz w:val="18"/>
+                <w:szCs w:val="18"/>
+              </w:rPr>
+              <w:t xml:space="preserve">授权状态承诺（优先）</w:t>
+            </w:r>
+            <w:r>
+              <w:rPr>
+                <w:rFonts w:ascii="PingFang SC" w:cs="PingFang SC" w:eastAsia="PingFang SC" w:hAnsi="PingFang SC"/>
+                <w:b w:val="false"/>
+                <w:bCs w:val="false"/>
+                <w:color w:val="1F2937"/>
+                <w:sz w:val="18"/>
+                <w:szCs w:val="18"/>
+              </w:rPr>
+              <w:t xml:space="preserve">：AS 周期性 SM2 签名检查点、SM3 有序默克尔树与非成员证明、行动对象新增状态纪元字段（新版本 profile）、下游与收款方离线新鲜度验证、窗口实测；三域方案二选一并实现：(a) 授权域必选、执行域与审计域二选一（复制分享，复用两方协议，提升可用性）；(b) 三方乘法分享，审计域写入只追加日志后才出份额（“未入账即不可执行”）</w:t>
             </w:r>
           </w:p>
         </w:tc>
@@ -4288,7 +5493,7 @@
                 <w:sz w:val="18"/>
                 <w:szCs w:val="18"/>
               </w:rPr>
-              <w:t xml:space="preserve">复赛前集成未完成</w:t>
+              <w:t xml:space="preserve">实现尚未正式提交版本库</w:t>
             </w:r>
           </w:p>
         </w:tc>
@@ -4315,7 +5520,7 @@
                 <w:sz w:val="18"/>
                 <w:szCs w:val="18"/>
               </w:rPr>
-              <w:t xml:space="preserve">论文中无法写作“已实现”</w:t>
+              <w:t xml:space="preserve">成果丢失或无法复现</w:t>
             </w:r>
           </w:p>
         </w:tc>
@@ -4342,7 +5547,7 @@
                 <w:sz w:val="18"/>
                 <w:szCs w:val="18"/>
               </w:rPr>
-              <w:t xml:space="preserve">10-19、10-20 设检查点；未通过则以“协议设计 + 参考实现 + 验签向量”提交，主线不变</w:t>
+              <w:t xml:space="preserve">复赛前完成提交、推送与版本冻结，论文所有数据关联运行编号</w:t>
             </w:r>
           </w:p>
         </w:tc>
@@ -4735,6 +5940,23 @@
           <w:color w:val="1F2937"/>
         </w:rPr>
         <w:t xml:space="preserve">决赛前推广到三域时，选“授权域必选 + 二选一”（侧重可用性），还是“三方全必选、审计域强制入账”（侧重可审计性）？</w:t>
+      </w:r>
+    </w:p>
+    <w:p>
+      <w:pPr>
+        <w:pStyle w:val="ListParagraph"/>
+        <w:numPr>
+          <w:ilvl w:val="0"/>
+          <w:numId w:val="2"/>
+        </w:numPr>
+        <w:spacing w:after="70" w:line="300"/>
+      </w:pPr>
+      <w:r>
+        <w:rPr>
+          <w:rFonts w:ascii="PingFang SC" w:cs="PingFang SC" w:eastAsia="PingFang SC" w:hAnsi="PingFang SC"/>
+          <w:color w:val="1F2937"/>
+        </w:rPr>
+        <w:t xml:space="preserve">授权状态承诺的设计取舍：发布周期 Δ 与容忍纪元数 k 如何取值；非撤销证明采用有序默克尔树还是密码累加器？</w:t>
       </w:r>
     </w:p>
     <w:p>
